--- a/HW2_PHOENIX.docx
+++ b/HW2_PHOENIX.docx
@@ -110,7 +110,7 @@
         <w:spacing w:after="0"/>
         <w:jc w:val="center"/>
         <w:rPr>
-          <w:rFonts w:asciiTheme="minorBidi" w:eastAsia="Arial" w:hAnsiTheme="minorBidi" w:cstheme="minorBidi" w:hint="cs"/>
+          <w:rFonts w:asciiTheme="minorBidi" w:eastAsia="Arial" w:hAnsiTheme="minorBidi" w:cstheme="minorBidi"/>
           <w:b/>
           <w:bCs/>
           <w:sz w:val="40"/>
@@ -152,7 +152,7 @@
         <w:spacing w:after="0"/>
         <w:jc w:val="center"/>
         <w:rPr>
-          <w:rFonts w:asciiTheme="minorBidi" w:eastAsia="Arial" w:hAnsiTheme="minorBidi" w:cstheme="minorBidi" w:hint="cs"/>
+          <w:rFonts w:asciiTheme="minorBidi" w:eastAsia="Arial" w:hAnsiTheme="minorBidi" w:cstheme="minorBidi"/>
           <w:b/>
           <w:bCs/>
           <w:sz w:val="40"/>
@@ -172,7 +172,7 @@
         </w:pBdr>
         <w:spacing w:after="0"/>
         <w:rPr>
-          <w:rFonts w:asciiTheme="minorBidi" w:eastAsia="Arial" w:hAnsiTheme="minorBidi" w:cstheme="minorBidi" w:hint="cs"/>
+          <w:rFonts w:asciiTheme="minorBidi" w:eastAsia="Arial" w:hAnsiTheme="minorBidi" w:cstheme="minorBidi"/>
           <w:b/>
           <w:bCs/>
           <w:sz w:val="24"/>
@@ -228,7 +228,7 @@
         <w:spacing w:after="0"/>
         <w:jc w:val="right"/>
         <w:rPr>
-          <w:rFonts w:asciiTheme="minorBidi" w:eastAsia="Arial" w:hAnsiTheme="minorBidi" w:cstheme="minorBidi" w:hint="cs"/>
+          <w:rFonts w:asciiTheme="minorBidi" w:eastAsia="Arial" w:hAnsiTheme="minorBidi" w:cstheme="minorBidi"/>
           <w:b/>
           <w:bCs/>
           <w:sz w:val="24"/>
@@ -261,7 +261,7 @@
         </w:pBdr>
         <w:spacing w:after="0"/>
         <w:rPr>
-          <w:rFonts w:asciiTheme="minorBidi" w:eastAsia="Arial" w:hAnsiTheme="minorBidi" w:cstheme="minorBidi" w:hint="cs"/>
+          <w:rFonts w:asciiTheme="minorBidi" w:eastAsia="Arial" w:hAnsiTheme="minorBidi" w:cstheme="minorBidi"/>
           <w:b/>
           <w:bCs/>
           <w:sz w:val="24"/>
@@ -317,7 +317,7 @@
         <w:spacing w:after="0"/>
         <w:jc w:val="right"/>
         <w:rPr>
-          <w:rFonts w:asciiTheme="minorBidi" w:eastAsia="Arial" w:hAnsiTheme="minorBidi" w:cstheme="minorBidi" w:hint="cs"/>
+          <w:rFonts w:asciiTheme="minorBidi" w:eastAsia="Arial" w:hAnsiTheme="minorBidi" w:cstheme="minorBidi"/>
           <w:b/>
           <w:bCs/>
           <w:sz w:val="24"/>
@@ -351,7 +351,7 @@
         <w:spacing w:after="0"/>
         <w:jc w:val="right"/>
         <w:rPr>
-          <w:rFonts w:asciiTheme="minorBidi" w:eastAsia="Arial" w:hAnsiTheme="minorBidi" w:cstheme="minorBidi" w:hint="cs"/>
+          <w:rFonts w:asciiTheme="minorBidi" w:eastAsia="Arial" w:hAnsiTheme="minorBidi" w:cstheme="minorBidi"/>
           <w:b/>
           <w:bCs/>
           <w:sz w:val="24"/>
@@ -372,7 +372,7 @@
         <w:spacing w:after="0"/>
         <w:jc w:val="center"/>
         <w:rPr>
-          <w:rFonts w:asciiTheme="minorBidi" w:eastAsia="Arial" w:hAnsiTheme="minorBidi" w:cstheme="minorBidi" w:hint="cs"/>
+          <w:rFonts w:asciiTheme="minorBidi" w:eastAsia="Arial" w:hAnsiTheme="minorBidi" w:cstheme="minorBidi"/>
           <w:b/>
           <w:bCs/>
           <w:sz w:val="40"/>
@@ -393,7 +393,7 @@
         <w:spacing w:after="0"/>
         <w:jc w:val="center"/>
         <w:rPr>
-          <w:rFonts w:asciiTheme="minorBidi" w:eastAsia="Arial" w:hAnsiTheme="minorBidi" w:cstheme="minorBidi" w:hint="cs"/>
+          <w:rFonts w:asciiTheme="minorBidi" w:eastAsia="Arial" w:hAnsiTheme="minorBidi" w:cstheme="minorBidi"/>
           <w:b/>
           <w:bCs/>
           <w:sz w:val="40"/>
@@ -844,7 +844,7 @@
             <w:pPr>
               <w:jc w:val="center"/>
               <w:rPr>
-                <w:rFonts w:asciiTheme="minorBidi" w:eastAsia="Arial" w:hAnsiTheme="minorBidi" w:cstheme="minorBidi" w:hint="cs"/>
+                <w:rFonts w:asciiTheme="minorBidi" w:eastAsia="Arial" w:hAnsiTheme="minorBidi" w:cstheme="minorBidi"/>
                 <w:sz w:val="24"/>
                 <w:szCs w:val="24"/>
                 <w:rtl/>
@@ -1347,7 +1347,6 @@
         </w:tabs>
         <w:bidi/>
         <w:rPr>
-          <w:rFonts w:hint="cs"/>
           <w:rtl/>
           <w:lang w:bidi="ar-SA"/>
         </w:rPr>
@@ -1412,7 +1411,6 @@
             <w:pPr>
               <w:jc w:val="center"/>
               <w:rPr>
-                <w:rFonts w:hint="cs"/>
                 <w:rtl/>
               </w:rPr>
             </w:pPr>
@@ -1518,7 +1516,6 @@
             <w:pPr>
               <w:bidi w:val="0"/>
               <w:rPr>
-                <w:rFonts w:hint="cs"/>
                 <w:sz w:val="20"/>
                 <w:szCs w:val="20"/>
                 <w:rtl/>
@@ -1542,7 +1539,6 @@
             <w:pPr>
               <w:bidi w:val="0"/>
               <w:rPr>
-                <w:rFonts w:hint="cs"/>
                 <w:rtl/>
               </w:rPr>
             </w:pPr>
@@ -1591,9 +1587,6 @@
           <w:p>
             <w:pPr>
               <w:bidi w:val="0"/>
-              <w:rPr>
-                <w:rFonts w:hint="cs"/>
-              </w:rPr>
             </w:pPr>
             <w:r>
               <w:rPr>
@@ -1632,7 +1625,6 @@
             <w:pPr>
               <w:bidi w:val="0"/>
               <w:rPr>
-                <w:rFonts w:hint="cs"/>
                 <w:sz w:val="20"/>
                 <w:szCs w:val="20"/>
               </w:rPr>
@@ -1654,9 +1646,6 @@
           <w:p>
             <w:pPr>
               <w:bidi w:val="0"/>
-              <w:rPr>
-                <w:rFonts w:hint="cs"/>
-              </w:rPr>
             </w:pPr>
             <w:proofErr w:type="spellStart"/>
             <w:r>
@@ -1755,7 +1744,6 @@
             <w:pPr>
               <w:bidi w:val="0"/>
               <w:rPr>
-                <w:rFonts w:hint="cs"/>
                 <w:sz w:val="20"/>
                 <w:szCs w:val="20"/>
                 <w:rtl/>
@@ -1771,9 +1759,6 @@
           <w:p>
             <w:pPr>
               <w:bidi w:val="0"/>
-              <w:rPr>
-                <w:rFonts w:hint="cs"/>
-              </w:rPr>
             </w:pPr>
             <w:hyperlink r:id="rId9" w:history="1">
               <w:r>
@@ -1821,7 +1806,6 @@
             <w:pPr>
               <w:bidi w:val="0"/>
               <w:rPr>
-                <w:rFonts w:hint="cs"/>
                 <w:lang w:val="en-US"/>
               </w:rPr>
             </w:pPr>
@@ -1941,7 +1925,6 @@
             <w:pPr>
               <w:bidi w:val="0"/>
               <w:rPr>
-                <w:rFonts w:hint="cs"/>
                 <w:sz w:val="20"/>
                 <w:szCs w:val="20"/>
               </w:rPr>
@@ -1982,9 +1965,6 @@
           <w:p>
             <w:pPr>
               <w:bidi w:val="0"/>
-              <w:rPr>
-                <w:rFonts w:hint="cs"/>
-              </w:rPr>
             </w:pPr>
             <w:r>
               <w:t>Evaluating Growth and Productivity of Heirloom Tomato Variety in Diverse Ecological Farming Approaches</w:t>
@@ -1996,7 +1976,6 @@
     <w:p>
       <w:pPr>
         <w:rPr>
-          <w:rFonts w:hint="cs"/>
           <w:rtl/>
         </w:rPr>
       </w:pPr>
@@ -2052,7 +2031,7 @@
         <w:spacing w:line="240" w:lineRule="auto"/>
         <w:ind w:left="-58"/>
         <w:rPr>
-          <w:rFonts w:asciiTheme="minorBidi" w:eastAsia="Times New Roman" w:hAnsiTheme="minorBidi" w:cstheme="minorBidi" w:hint="cs"/>
+          <w:rFonts w:asciiTheme="minorBidi" w:eastAsia="Times New Roman" w:hAnsiTheme="minorBidi" w:cstheme="minorBidi"/>
           <w:b/>
           <w:bCs/>
           <w:sz w:val="24"/>
@@ -2210,90 +2189,109 @@
         <w:spacing w:line="240" w:lineRule="auto"/>
         <w:ind w:left="226" w:right="360"/>
         <w:rPr>
+          <w:rFonts w:asciiTheme="minorBidi" w:eastAsia="Times New Roman" w:hAnsiTheme="minorBidi" w:cstheme="minorBidi"/>
+          <w:b/>
+          <w:bCs/>
+          <w:color w:val="000000"/>
+          <w:sz w:val="24"/>
+          <w:szCs w:val="24"/>
+          <w:lang w:val="en-US"/>
+        </w:rPr>
+      </w:pPr>
+      <w:r>
+        <w:rPr>
+          <w:rFonts w:asciiTheme="minorBidi" w:hAnsiTheme="minorBidi" w:cstheme="minorBidi"/>
+          <w:b/>
+          <w:bCs/>
+          <w:sz w:val="24"/>
+          <w:szCs w:val="24"/>
+          <w:rtl/>
+        </w:rPr>
+        <w:t>ר</w:t>
+      </w:r>
+      <w:r>
+        <w:rPr>
+          <w:rFonts w:asciiTheme="minorBidi" w:eastAsia="Times New Roman" w:hAnsiTheme="minorBidi" w:cstheme="minorBidi"/>
+          <w:b/>
+          <w:bCs/>
+          <w:color w:val="000000"/>
+          <w:sz w:val="24"/>
+          <w:szCs w:val="24"/>
+          <w:rtl/>
+          <w:lang w:val="en-US"/>
+        </w:rPr>
+        <w:t>שימת ה-</w:t>
+      </w:r>
+      <w:r>
+        <w:rPr>
+          <w:rFonts w:asciiTheme="minorBidi" w:eastAsia="Times New Roman" w:hAnsiTheme="minorBidi" w:cstheme="minorBidi"/>
+          <w:b/>
+          <w:bCs/>
+          <w:color w:val="000000"/>
+          <w:sz w:val="24"/>
+          <w:szCs w:val="24"/>
+          <w:lang w:val="en-US"/>
+        </w:rPr>
+        <w:t>Stop Words</w:t>
+      </w:r>
+      <w:r>
+        <w:rPr>
           <w:rFonts w:asciiTheme="minorBidi" w:eastAsia="Times New Roman" w:hAnsiTheme="minorBidi" w:cstheme="minorBidi" w:hint="cs"/>
           <w:b/>
           <w:bCs/>
           <w:color w:val="000000"/>
           <w:sz w:val="24"/>
           <w:szCs w:val="24"/>
-          <w:lang w:val="en-US"/>
-        </w:rPr>
-      </w:pPr>
-      <w:r>
-        <w:rPr>
-          <w:rFonts w:asciiTheme="minorBidi" w:hAnsiTheme="minorBidi" w:cstheme="minorBidi"/>
+          <w:rtl/>
+          <w:lang w:val="en-US"/>
+        </w:rPr>
+        <w:t>:</w:t>
+      </w:r>
+    </w:p>
+    <w:p>
+      <w:pPr>
+        <w:shd w:val="clear" w:color="auto" w:fill="FFFFFF"/>
+        <w:bidi w:val="0"/>
+        <w:spacing w:line="240" w:lineRule="auto"/>
+        <w:rPr>
+          <w:rFonts w:ascii="Arial" w:eastAsia="Times New Roman" w:hAnsi="Arial" w:cs="Arial" w:hint="cs"/>
           <w:b/>
           <w:bCs/>
-          <w:sz w:val="24"/>
-          <w:szCs w:val="24"/>
-          <w:rtl/>
-        </w:rPr>
-        <w:t>ר</w:t>
-      </w:r>
-      <w:r>
-        <w:rPr>
-          <w:rFonts w:asciiTheme="minorBidi" w:eastAsia="Times New Roman" w:hAnsiTheme="minorBidi" w:cstheme="minorBidi"/>
-          <w:b/>
-          <w:bCs/>
-          <w:color w:val="000000"/>
-          <w:sz w:val="24"/>
-          <w:szCs w:val="24"/>
-          <w:rtl/>
-          <w:lang w:val="en-US"/>
-        </w:rPr>
-        <w:t>שימת ה-</w:t>
-      </w:r>
-      <w:r>
-        <w:rPr>
-          <w:rFonts w:asciiTheme="minorBidi" w:eastAsia="Times New Roman" w:hAnsiTheme="minorBidi" w:cstheme="minorBidi"/>
-          <w:b/>
-          <w:bCs/>
-          <w:color w:val="000000"/>
-          <w:sz w:val="24"/>
-          <w:szCs w:val="24"/>
-          <w:lang w:val="en-US"/>
-        </w:rPr>
-        <w:t>Stop Words</w:t>
-      </w:r>
-      <w:r>
-        <w:rPr>
-          <w:rFonts w:asciiTheme="minorBidi" w:eastAsia="Times New Roman" w:hAnsiTheme="minorBidi" w:cstheme="minorBidi" w:hint="cs"/>
-          <w:b/>
-          <w:bCs/>
-          <w:color w:val="000000"/>
-          <w:sz w:val="24"/>
-          <w:szCs w:val="24"/>
-          <w:rtl/>
-          <w:lang w:val="en-US"/>
-        </w:rPr>
-        <w:t>:</w:t>
-      </w:r>
-    </w:p>
-    <w:p>
-      <w:pPr>
-        <w:pStyle w:val="NormalWeb"/>
-        <w:spacing w:before="0" w:beforeAutospacing="0"/>
-        <w:rPr>
-          <w:rFonts w:asciiTheme="minorBidi" w:hAnsiTheme="minorBidi" w:cstheme="minorBidi"/>
-          <w:sz w:val="22"/>
-          <w:szCs w:val="22"/>
-        </w:rPr>
-      </w:pPr>
-      <w:r>
-        <w:rPr>
-          <w:rFonts w:asciiTheme="minorBidi" w:hAnsiTheme="minorBidi" w:cstheme="minorBidi"/>
-          <w:sz w:val="22"/>
-          <w:szCs w:val="22"/>
-        </w:rPr>
-        <w:t>"tomato", "heirloom", "soil", "plants", "food", "systems", "production", "fruit", "farmers", "organic", "varieties", "number", "agriculture", "sustainable", "growth", "local", "quality", "growing", "crop", "agricultural"</w:t>
-      </w:r>
-      <w:r>
-        <w:rPr>
-          <w:rFonts w:asciiTheme="minorBidi" w:hAnsiTheme="minorBidi" w:cstheme="minorBidi"/>
-          <w:sz w:val="22"/>
-          <w:szCs w:val="22"/>
-        </w:rPr>
-        <w:t>.</w:t>
+          <w:color w:val="000000"/>
+          <w:sz w:val="28"/>
+          <w:szCs w:val="28"/>
+          <w:rtl/>
+          <w:lang w:val="en-US"/>
+        </w:rPr>
+      </w:pPr>
+      <w:r>
+        <w:rPr>
+          <w:rFonts w:asciiTheme="minorBidi" w:eastAsia="Times New Roman" w:hAnsiTheme="minorBidi" w:cs="Arial"/>
+          <w:sz w:val="24"/>
+          <w:szCs w:val="24"/>
+          <w:rtl/>
+          <w:lang w:val="en-US"/>
+        </w:rPr>
+        <w:t>"</w:t>
+      </w:r>
+      <w:r>
+        <w:rPr>
+          <w:rFonts w:asciiTheme="minorBidi" w:eastAsia="Times New Roman" w:hAnsiTheme="minorBidi" w:cstheme="minorBidi"/>
+          <w:sz w:val="24"/>
+          <w:szCs w:val="24"/>
+          <w:lang w:val="en-US"/>
+        </w:rPr>
+        <w:t>the", "and", "of", "in", "to", "a", "for", "as", "with", "that", "is", "on", "are", "by", "was", "were", "from", "or", "this", "at", "an", "be", "it", "its", "into", "their", "they", "these", "those", "which", "also", "has", "have", "had", "can", "could", "may", "more", "than", "then", "there", "such", "using", "used</w:t>
+      </w:r>
+      <w:r>
+        <w:rPr>
+          <w:rFonts w:asciiTheme="minorBidi" w:eastAsia="Times New Roman" w:hAnsiTheme="minorBidi" w:cs="Arial"/>
+          <w:sz w:val="24"/>
+          <w:szCs w:val="24"/>
+          <w:rtl/>
+          <w:lang w:val="en-US"/>
+        </w:rPr>
+        <w:t>"</w:t>
       </w:r>
     </w:p>
     <w:p>
@@ -2339,7 +2337,7 @@
       <w:pPr>
         <w:ind w:left="84"/>
         <w:rPr>
-          <w:rFonts w:asciiTheme="minorBidi" w:hAnsiTheme="minorBidi" w:cstheme="minorBidi" w:hint="cs"/>
+          <w:rFonts w:asciiTheme="minorBidi" w:hAnsiTheme="minorBidi" w:cstheme="minorBidi"/>
           <w:b/>
           <w:bCs/>
           <w:sz w:val="28"/>
@@ -2391,7 +2389,7 @@
         </w:numPr>
         <w:ind w:left="226"/>
         <w:rPr>
-          <w:rFonts w:asciiTheme="minorBidi" w:hAnsiTheme="minorBidi" w:cstheme="minorBidi" w:hint="cs"/>
+          <w:rFonts w:asciiTheme="minorBidi" w:hAnsiTheme="minorBidi" w:cstheme="minorBidi"/>
           <w:b/>
           <w:bCs/>
           <w:sz w:val="32"/>
@@ -2425,7 +2423,7 @@
         <w:pStyle w:val="a3"/>
         <w:ind w:left="84"/>
         <w:rPr>
-          <w:rFonts w:asciiTheme="minorBidi" w:hAnsiTheme="minorBidi" w:cstheme="minorBidi" w:hint="cs"/>
+          <w:rFonts w:asciiTheme="minorBidi" w:hAnsiTheme="minorBidi" w:cstheme="minorBidi"/>
           <w:sz w:val="24"/>
           <w:szCs w:val="24"/>
           <w:rtl/>
@@ -2598,21 +2596,40 @@
       <w:pPr>
         <w:spacing w:before="100" w:beforeAutospacing="1" w:after="100" w:afterAutospacing="1" w:line="240" w:lineRule="auto"/>
         <w:rPr>
+          <w:rFonts w:asciiTheme="minorBidi" w:eastAsia="Times New Roman" w:hAnsiTheme="minorBidi" w:cstheme="minorBidi"/>
+          <w:sz w:val="24"/>
+          <w:szCs w:val="24"/>
+          <w:lang w:val="en-US"/>
+        </w:rPr>
+      </w:pPr>
+      <w:r>
+        <w:rPr>
+          <w:rFonts w:asciiTheme="minorBidi" w:eastAsia="Times New Roman" w:hAnsiTheme="minorBidi" w:cstheme="minorBidi"/>
+          <w:sz w:val="24"/>
+          <w:szCs w:val="24"/>
+          <w:rtl/>
+          <w:lang w:val="en-US"/>
+        </w:rPr>
+        <w:t>מומש מנגנון</w:t>
+      </w:r>
+      <w:r>
+        <w:rPr>
           <w:rFonts w:asciiTheme="minorBidi" w:eastAsia="Times New Roman" w:hAnsiTheme="minorBidi" w:cstheme="minorBidi" w:hint="cs"/>
           <w:sz w:val="24"/>
           <w:szCs w:val="24"/>
-          <w:lang w:val="en-US"/>
-        </w:rPr>
-      </w:pPr>
-      <w:r>
-        <w:rPr>
-          <w:rFonts w:asciiTheme="minorBidi" w:eastAsia="Times New Roman" w:hAnsiTheme="minorBidi" w:cstheme="minorBidi"/>
-          <w:sz w:val="24"/>
-          <w:szCs w:val="24"/>
-          <w:rtl/>
-          <w:lang w:val="en-US"/>
-        </w:rPr>
-        <w:t>מומש מנגנון</w:t>
+          <w:rtl/>
+          <w:lang w:val="en-US"/>
+        </w:rPr>
+        <w:t xml:space="preserve"> </w:t>
+      </w:r>
+      <w:r>
+        <w:rPr>
+          <w:rFonts w:asciiTheme="minorBidi" w:eastAsia="Times New Roman" w:hAnsiTheme="minorBidi" w:cstheme="minorBidi"/>
+          <w:sz w:val="24"/>
+          <w:szCs w:val="24"/>
+          <w:lang w:val="en-US"/>
+        </w:rPr>
+        <w:t>RAG</w:t>
       </w:r>
       <w:r>
         <w:rPr>
@@ -2631,7 +2648,7 @@
           <w:szCs w:val="24"/>
           <w:lang w:val="en-US"/>
         </w:rPr>
-        <w:t>RAG</w:t>
+        <w:t>(Retrieval Augmented Generation)</w:t>
       </w:r>
       <w:r>
         <w:rPr>
@@ -2648,9 +2665,10 @@
           <w:rFonts w:asciiTheme="minorBidi" w:eastAsia="Times New Roman" w:hAnsiTheme="minorBidi" w:cstheme="minorBidi"/>
           <w:sz w:val="24"/>
           <w:szCs w:val="24"/>
-          <w:lang w:val="en-US"/>
-        </w:rPr>
-        <w:t>(Retrieval Augmented Generation)</w:t>
+          <w:rtl/>
+          <w:lang w:val="en-US"/>
+        </w:rPr>
+        <w:t>המבוסס על מאגר המאמרים האקדמיי</w:t>
       </w:r>
       <w:r>
         <w:rPr>
@@ -2660,26 +2678,6 @@
           <w:rtl/>
           <w:lang w:val="en-US"/>
         </w:rPr>
-        <w:t xml:space="preserve"> </w:t>
-      </w:r>
-      <w:r>
-        <w:rPr>
-          <w:rFonts w:asciiTheme="minorBidi" w:eastAsia="Times New Roman" w:hAnsiTheme="minorBidi" w:cstheme="minorBidi"/>
-          <w:sz w:val="24"/>
-          <w:szCs w:val="24"/>
-          <w:rtl/>
-          <w:lang w:val="en-US"/>
-        </w:rPr>
-        <w:t>המבוסס על מאגר המאמרים האקדמיי</w:t>
-      </w:r>
-      <w:r>
-        <w:rPr>
-          <w:rFonts w:asciiTheme="minorBidi" w:eastAsia="Times New Roman" w:hAnsiTheme="minorBidi" w:cstheme="minorBidi" w:hint="cs"/>
-          <w:sz w:val="24"/>
-          <w:szCs w:val="24"/>
-          <w:rtl/>
-          <w:lang w:val="en-US"/>
-        </w:rPr>
         <w:t>ם.</w:t>
       </w:r>
     </w:p>
@@ -2687,7 +2685,7 @@
       <w:pPr>
         <w:spacing w:before="100" w:beforeAutospacing="1" w:after="100" w:afterAutospacing="1" w:line="240" w:lineRule="auto"/>
         <w:rPr>
-          <w:rFonts w:asciiTheme="minorBidi" w:eastAsia="Times New Roman" w:hAnsiTheme="minorBidi" w:cstheme="minorBidi" w:hint="cs"/>
+          <w:rFonts w:asciiTheme="minorBidi" w:eastAsia="Times New Roman" w:hAnsiTheme="minorBidi" w:cstheme="minorBidi"/>
           <w:sz w:val="24"/>
           <w:szCs w:val="24"/>
           <w:rtl/>
@@ -3149,41 +3147,41 @@
       <w:pPr>
         <w:spacing w:before="100" w:beforeAutospacing="1" w:after="100" w:afterAutospacing="1" w:line="240" w:lineRule="auto"/>
         <w:rPr>
+          <w:rFonts w:asciiTheme="minorBidi" w:eastAsia="Times New Roman" w:hAnsiTheme="minorBidi" w:cstheme="minorBidi"/>
+          <w:sz w:val="24"/>
+          <w:szCs w:val="24"/>
+          <w:rtl/>
+          <w:lang w:val="en-US"/>
+        </w:rPr>
+      </w:pPr>
+      <w:r>
+        <w:rPr>
+          <w:rFonts w:asciiTheme="minorBidi" w:eastAsia="Times New Roman" w:hAnsiTheme="minorBidi" w:cstheme="minorBidi"/>
+          <w:sz w:val="24"/>
+          <w:szCs w:val="24"/>
+          <w:rtl/>
+          <w:lang w:val="en-US"/>
+        </w:rPr>
+        <w:t>התוצאה המוצגת למשתמש כוללת תשובה בשפה טבע</w:t>
+      </w:r>
+      <w:r>
+        <w:rPr>
+          <w:rFonts w:asciiTheme="minorBidi" w:eastAsia="Times New Roman" w:hAnsiTheme="minorBidi" w:cstheme="minorBidi"/>
+          <w:sz w:val="24"/>
+          <w:szCs w:val="24"/>
+          <w:rtl/>
+          <w:lang w:val="en-US"/>
+        </w:rPr>
+        <w:t>ית יחד עם המסמכים ששימשו ליצירת</w:t>
+      </w:r>
+      <w:r>
+        <w:rPr>
           <w:rFonts w:asciiTheme="minorBidi" w:eastAsia="Times New Roman" w:hAnsiTheme="minorBidi" w:cstheme="minorBidi" w:hint="cs"/>
           <w:sz w:val="24"/>
           <w:szCs w:val="24"/>
           <w:rtl/>
           <w:lang w:val="en-US"/>
         </w:rPr>
-      </w:pPr>
-      <w:r>
-        <w:rPr>
-          <w:rFonts w:asciiTheme="minorBidi" w:eastAsia="Times New Roman" w:hAnsiTheme="minorBidi" w:cstheme="minorBidi"/>
-          <w:sz w:val="24"/>
-          <w:szCs w:val="24"/>
-          <w:rtl/>
-          <w:lang w:val="en-US"/>
-        </w:rPr>
-        <w:t>התוצאה המוצגת למשתמש כוללת תשובה בשפה טבע</w:t>
-      </w:r>
-      <w:r>
-        <w:rPr>
-          <w:rFonts w:asciiTheme="minorBidi" w:eastAsia="Times New Roman" w:hAnsiTheme="minorBidi" w:cstheme="minorBidi"/>
-          <w:sz w:val="24"/>
-          <w:szCs w:val="24"/>
-          <w:rtl/>
-          <w:lang w:val="en-US"/>
-        </w:rPr>
-        <w:t>ית יחד עם המסמכים ששימשו ליצירת</w:t>
-      </w:r>
-      <w:r>
-        <w:rPr>
-          <w:rFonts w:asciiTheme="minorBidi" w:eastAsia="Times New Roman" w:hAnsiTheme="minorBidi" w:cstheme="minorBidi" w:hint="cs"/>
-          <w:sz w:val="24"/>
-          <w:szCs w:val="24"/>
-          <w:rtl/>
-          <w:lang w:val="en-US"/>
-        </w:rPr>
         <w:t>ה.</w:t>
       </w:r>
     </w:p>
@@ -3191,7 +3189,7 @@
       <w:pPr>
         <w:spacing w:before="100" w:beforeAutospacing="1" w:after="100" w:afterAutospacing="1" w:line="240" w:lineRule="auto"/>
         <w:rPr>
-          <w:rFonts w:asciiTheme="minorBidi" w:eastAsia="Times New Roman" w:hAnsiTheme="minorBidi" w:cstheme="minorBidi" w:hint="cs"/>
+          <w:rFonts w:asciiTheme="minorBidi" w:eastAsia="Times New Roman" w:hAnsiTheme="minorBidi" w:cstheme="minorBidi"/>
           <w:sz w:val="24"/>
           <w:szCs w:val="24"/>
           <w:rtl/>
@@ -3203,7 +3201,7 @@
       <w:pPr>
         <w:spacing w:before="100" w:beforeAutospacing="1" w:after="100" w:afterAutospacing="1" w:line="240" w:lineRule="auto"/>
         <w:rPr>
-          <w:rFonts w:asciiTheme="minorBidi" w:eastAsia="Times New Roman" w:hAnsiTheme="minorBidi" w:cstheme="minorBidi" w:hint="cs"/>
+          <w:rFonts w:asciiTheme="minorBidi" w:eastAsia="Times New Roman" w:hAnsiTheme="minorBidi" w:cstheme="minorBidi"/>
           <w:sz w:val="24"/>
           <w:szCs w:val="24"/>
           <w:rtl/>
@@ -3410,7 +3408,7 @@
             <w:pPr>
               <w:spacing w:after="0" w:line="240" w:lineRule="auto"/>
               <w:rPr>
-                <w:rFonts w:ascii="Times New Roman" w:eastAsia="Times New Roman" w:hAnsi="Times New Roman" w:cs="Times New Roman" w:hint="cs"/>
+                <w:rFonts w:ascii="Times New Roman" w:eastAsia="Times New Roman" w:hAnsi="Times New Roman" w:cs="Times New Roman"/>
                 <w:sz w:val="24"/>
                 <w:szCs w:val="24"/>
                 <w:lang w:val="en-US"/>
@@ -3583,7 +3581,7 @@
             <w:pPr>
               <w:spacing w:after="0" w:line="0" w:lineRule="atLeast"/>
               <w:rPr>
-                <w:rFonts w:asciiTheme="minorBidi" w:hAnsiTheme="minorBidi" w:cstheme="minorBidi" w:hint="cs"/>
+                <w:rFonts w:asciiTheme="minorBidi" w:hAnsiTheme="minorBidi" w:cstheme="minorBidi"/>
                 <w:sz w:val="24"/>
                 <w:szCs w:val="24"/>
                 <w:rtl/>
@@ -3708,7 +3706,7 @@
             <w:pPr>
               <w:spacing w:after="0" w:line="0" w:lineRule="atLeast"/>
               <w:rPr>
-                <w:rFonts w:asciiTheme="minorBidi" w:eastAsia="Times New Roman" w:hAnsiTheme="minorBidi" w:cstheme="minorBidi" w:hint="cs"/>
+                <w:rFonts w:asciiTheme="minorBidi" w:eastAsia="Times New Roman" w:hAnsiTheme="minorBidi" w:cstheme="minorBidi"/>
                 <w:sz w:val="24"/>
                 <w:szCs w:val="24"/>
                 <w:lang w:val="en-US"/>
@@ -5183,7 +5181,7 @@
             <w:pPr>
               <w:spacing w:before="100" w:beforeAutospacing="1" w:after="100" w:afterAutospacing="1" w:line="240" w:lineRule="auto"/>
               <w:rPr>
-                <w:rFonts w:asciiTheme="minorBidi" w:eastAsia="Times New Roman" w:hAnsiTheme="minorBidi" w:cstheme="minorBidi" w:hint="cs"/>
+                <w:rFonts w:asciiTheme="minorBidi" w:eastAsia="Times New Roman" w:hAnsiTheme="minorBidi" w:cstheme="minorBidi"/>
                 <w:sz w:val="24"/>
                 <w:szCs w:val="24"/>
                 <w:lang w:val="en-US"/>
@@ -5362,7 +5360,7 @@
       <w:pPr>
         <w:spacing w:before="100" w:beforeAutospacing="1" w:after="100" w:afterAutospacing="1" w:line="240" w:lineRule="auto"/>
         <w:rPr>
-          <w:rFonts w:asciiTheme="minorBidi" w:eastAsia="Times New Roman" w:hAnsiTheme="minorBidi" w:cstheme="minorBidi" w:hint="cs"/>
+          <w:rFonts w:asciiTheme="minorBidi" w:eastAsia="Times New Roman" w:hAnsiTheme="minorBidi" w:cstheme="minorBidi"/>
           <w:sz w:val="24"/>
           <w:szCs w:val="24"/>
           <w:lang w:val="en-US"/>
@@ -5381,11 +5379,37 @@
         </w:tabs>
         <w:ind w:left="368"/>
         <w:rPr>
+          <w:rFonts w:asciiTheme="minorBidi" w:hAnsiTheme="minorBidi" w:cstheme="minorBidi"/>
+          <w:b/>
+          <w:bCs/>
+          <w:sz w:val="24"/>
+          <w:szCs w:val="24"/>
+          <w:lang w:val="en-US"/>
+        </w:rPr>
+      </w:pPr>
+      <w:r>
+        <w:rPr>
           <w:rFonts w:asciiTheme="minorBidi" w:hAnsiTheme="minorBidi" w:cstheme="minorBidi" w:hint="cs"/>
           <w:b/>
           <w:bCs/>
           <w:sz w:val="24"/>
           <w:szCs w:val="24"/>
+          <w:rtl/>
+          <w:lang w:val="en-US"/>
+        </w:rPr>
+        <w:t>העלאת המסכים לקלוד</w:t>
+      </w:r>
+    </w:p>
+    <w:p>
+      <w:pPr>
+        <w:pStyle w:val="a3"/>
+        <w:rPr>
+          <w:rFonts w:asciiTheme="minorBidi" w:hAnsiTheme="minorBidi" w:cstheme="minorBidi"/>
+          <w:b/>
+          <w:bCs/>
+          <w:sz w:val="24"/>
+          <w:szCs w:val="24"/>
+          <w:rtl/>
           <w:lang w:val="en-US"/>
         </w:rPr>
       </w:pPr>
@@ -5399,12 +5423,9 @@
           <w:rtl/>
           <w:lang w:val="en-US"/>
         </w:rPr>
-        <w:t>העלאת המסכים לקלוד</w:t>
-      </w:r>
-    </w:p>
-    <w:p>
-      <w:pPr>
-        <w:pStyle w:val="a3"/>
+        <w:t>תשובה</w:t>
+      </w:r>
+      <w:r>
         <w:rPr>
           <w:rFonts w:asciiTheme="minorBidi" w:hAnsiTheme="minorBidi" w:cstheme="minorBidi" w:hint="cs"/>
           <w:b/>
@@ -5414,7 +5435,8 @@
           <w:rtl/>
           <w:lang w:val="en-US"/>
         </w:rPr>
-      </w:pPr>
+        <w:t xml:space="preserve"> מקלוד</w:t>
+      </w:r>
       <w:r>
         <w:rPr>
           <w:rFonts w:asciiTheme="minorBidi" w:hAnsiTheme="minorBidi" w:cstheme="minorBidi" w:hint="cs"/>
@@ -5425,32 +5447,6 @@
           <w:rtl/>
           <w:lang w:val="en-US"/>
         </w:rPr>
-        <w:t>תשובה</w:t>
-      </w:r>
-      <w:r>
-        <w:rPr>
-          <w:rFonts w:asciiTheme="minorBidi" w:hAnsiTheme="minorBidi" w:cstheme="minorBidi" w:hint="cs"/>
-          <w:b/>
-          <w:bCs/>
-          <w:sz w:val="24"/>
-          <w:szCs w:val="24"/>
-          <w:rtl/>
-          <w:lang w:val="en-US"/>
-        </w:rPr>
-        <w:t xml:space="preserve"> מקלוד</w:t>
-      </w:r>
-      <w:bookmarkStart w:id="0" w:name="_GoBack"/>
-      <w:bookmarkEnd w:id="0"/>
-      <w:r>
-        <w:rPr>
-          <w:rFonts w:asciiTheme="minorBidi" w:hAnsiTheme="minorBidi" w:cstheme="minorBidi" w:hint="cs"/>
-          <w:b/>
-          <w:bCs/>
-          <w:sz w:val="24"/>
-          <w:szCs w:val="24"/>
-          <w:rtl/>
-          <w:lang w:val="en-US"/>
-        </w:rPr>
         <w:t>:</w:t>
       </w:r>
     </w:p>
@@ -8838,7 +8834,7 @@
       <w:pPr>
         <w:pStyle w:val="a3"/>
         <w:rPr>
-          <w:rFonts w:asciiTheme="minorBidi" w:hAnsiTheme="minorBidi" w:cstheme="minorBidi" w:hint="cs"/>
+          <w:rFonts w:asciiTheme="minorBidi" w:hAnsiTheme="minorBidi" w:cstheme="minorBidi"/>
           <w:sz w:val="24"/>
           <w:szCs w:val="24"/>
           <w:rtl/>
@@ -8898,19 +8894,19 @@
       <w:pPr>
         <w:pStyle w:val="a3"/>
         <w:rPr>
-          <w:rFonts w:asciiTheme="minorBidi" w:hAnsiTheme="minorBidi" w:cstheme="minorBidi" w:hint="cs"/>
-          <w:sz w:val="24"/>
-          <w:szCs w:val="24"/>
-          <w:rtl/>
-          <w:lang w:val="en-US"/>
-        </w:rPr>
-      </w:pPr>
-    </w:p>
-    <w:p>
-      <w:pPr>
-        <w:pStyle w:val="a3"/>
-        <w:rPr>
-          <w:rFonts w:asciiTheme="minorBidi" w:hAnsiTheme="minorBidi" w:cstheme="minorBidi" w:hint="cs"/>
+          <w:rFonts w:asciiTheme="minorBidi" w:hAnsiTheme="minorBidi" w:cstheme="minorBidi"/>
+          <w:sz w:val="24"/>
+          <w:szCs w:val="24"/>
+          <w:rtl/>
+          <w:lang w:val="en-US"/>
+        </w:rPr>
+      </w:pPr>
+    </w:p>
+    <w:p>
+      <w:pPr>
+        <w:pStyle w:val="a3"/>
+        <w:rPr>
+          <w:rFonts w:asciiTheme="minorBidi" w:hAnsiTheme="minorBidi" w:cstheme="minorBidi"/>
           <w:sz w:val="24"/>
           <w:szCs w:val="24"/>
           <w:rtl/>
@@ -9009,9 +9005,9 @@
         <w:tblLook w:val="04A0" w:firstRow="1" w:lastRow="0" w:firstColumn="1" w:lastColumn="0" w:noHBand="0" w:noVBand="1"/>
       </w:tblPr>
       <w:tblGrid>
-        <w:gridCol w:w="4474"/>
-        <w:gridCol w:w="1950"/>
-        <w:gridCol w:w="2098"/>
+        <w:gridCol w:w="5057"/>
+        <w:gridCol w:w="1705"/>
+        <w:gridCol w:w="1760"/>
       </w:tblGrid>
       <w:tr>
         <w:tc>
@@ -9180,6 +9176,7 @@
                 <w:rFonts w:asciiTheme="minorBidi" w:eastAsia="Times New Roman" w:hAnsiTheme="minorBidi" w:cstheme="minorBidi"/>
                 <w:sz w:val="24"/>
                 <w:szCs w:val="24"/>
+                <w:rtl/>
               </w:rPr>
             </w:pPr>
             <w:r>
@@ -9189,32 +9186,7 @@
                 <w:szCs w:val="24"/>
                 <w:rtl/>
               </w:rPr>
-              <w:t>המערכת משתמשת במודל</w:t>
-            </w:r>
-            <w:r>
-              <w:rPr>
-                <w:rFonts w:asciiTheme="minorBidi" w:hAnsiTheme="minorBidi" w:cstheme="minorBidi"/>
-                <w:sz w:val="24"/>
-                <w:szCs w:val="24"/>
-              </w:rPr>
-              <w:t xml:space="preserve"> AI </w:t>
-            </w:r>
-            <w:r>
-              <w:rPr>
-                <w:rFonts w:asciiTheme="minorBidi" w:hAnsiTheme="minorBidi" w:cstheme="minorBidi"/>
-                <w:sz w:val="24"/>
-                <w:szCs w:val="24"/>
-                <w:rtl/>
-              </w:rPr>
-              <w:t>כללי לזיהוי מחלות צמחים. שיפור הדיוק דורש אימון מחדש של המודל על מאגר נתונים ייעודי לעגבניות, דבר החורג מהיקף התרגיל הנוכחי</w:t>
-            </w:r>
-            <w:r>
-              <w:rPr>
-                <w:rFonts w:asciiTheme="minorBidi" w:hAnsiTheme="minorBidi" w:cstheme="minorBidi"/>
-                <w:sz w:val="24"/>
-                <w:szCs w:val="24"/>
-              </w:rPr>
-              <w:t>.</w:t>
+              <w:t>נוסף מנגנון סינון בשלב הראשון של האבחון. המערכת בודקת תחילה האם התמונה מכילה צמח עגבנייה. אם המודל הראשוני אינו בטוח בלפחות 80% שהתמונה היא של עגבנייה, התהליך נעצר ולא מתבצע זיהוי מחלות. כך מצטמצם הסיכוי לקבל אבחונים שגויים של מחלות שאינן קשורות לעגבניות.</w:t>
             </w:r>
           </w:p>
         </w:tc>
@@ -9257,7 +9229,7 @@
                 <w:rtl/>
                 <w:lang w:val="en-US"/>
               </w:rPr>
-              <w:t>לא</w:t>
+              <w:t>כן</w:t>
             </w:r>
           </w:p>
         </w:tc>
@@ -9791,7 +9763,7 @@
               <w:tblLook w:val="04A0" w:firstRow="1" w:lastRow="0" w:firstColumn="1" w:lastColumn="0" w:noHBand="0" w:noVBand="1"/>
             </w:tblPr>
             <w:tblGrid>
-              <w:gridCol w:w="4258"/>
+              <w:gridCol w:w="4841"/>
             </w:tblGrid>
             <w:tr>
               <w:trPr>
@@ -10030,7 +10002,7 @@
               <w:tblLook w:val="04A0" w:firstRow="1" w:lastRow="0" w:firstColumn="1" w:lastColumn="0" w:noHBand="0" w:noVBand="1"/>
             </w:tblPr>
             <w:tblGrid>
-              <w:gridCol w:w="4258"/>
+              <w:gridCol w:w="4841"/>
             </w:tblGrid>
             <w:tr>
               <w:trPr>
@@ -10208,76 +10180,10 @@
     </w:tbl>
     <w:p>
       <w:pPr>
-        <w:pStyle w:val="a3"/>
         <w:spacing w:line="240" w:lineRule="auto"/>
-        <w:ind w:left="368"/>
         <w:textAlignment w:val="baseline"/>
         <w:rPr>
-          <w:rFonts w:ascii="Arial" w:eastAsia="Times New Roman" w:hAnsi="Arial" w:cs="Arial" w:hint="cs"/>
-          <w:color w:val="000000"/>
-          <w:sz w:val="24"/>
-          <w:szCs w:val="24"/>
-          <w:rtl/>
-          <w:lang w:val="en-US"/>
-        </w:rPr>
-      </w:pPr>
-    </w:p>
-    <w:p>
-      <w:pPr>
-        <w:pStyle w:val="a3"/>
-        <w:spacing w:line="240" w:lineRule="auto"/>
-        <w:ind w:left="368"/>
-        <w:textAlignment w:val="baseline"/>
-        <w:rPr>
-          <w:rFonts w:ascii="Arial" w:eastAsia="Times New Roman" w:hAnsi="Arial" w:cs="Arial" w:hint="cs"/>
-          <w:color w:val="000000"/>
-          <w:sz w:val="24"/>
-          <w:szCs w:val="24"/>
-          <w:rtl/>
-          <w:lang w:val="en-US"/>
-        </w:rPr>
-      </w:pPr>
-    </w:p>
-    <w:p>
-      <w:pPr>
-        <w:pStyle w:val="a3"/>
-        <w:spacing w:line="240" w:lineRule="auto"/>
-        <w:ind w:left="368"/>
-        <w:textAlignment w:val="baseline"/>
-        <w:rPr>
-          <w:rFonts w:ascii="Arial" w:eastAsia="Times New Roman" w:hAnsi="Arial" w:cs="Arial" w:hint="cs"/>
-          <w:color w:val="000000"/>
-          <w:sz w:val="24"/>
-          <w:szCs w:val="24"/>
-          <w:rtl/>
-          <w:lang w:val="en-US"/>
-        </w:rPr>
-      </w:pPr>
-    </w:p>
-    <w:p>
-      <w:pPr>
-        <w:pStyle w:val="a3"/>
-        <w:spacing w:line="240" w:lineRule="auto"/>
-        <w:ind w:left="368"/>
-        <w:textAlignment w:val="baseline"/>
-        <w:rPr>
-          <w:rFonts w:ascii="Arial" w:eastAsia="Times New Roman" w:hAnsi="Arial" w:cs="Arial" w:hint="cs"/>
-          <w:color w:val="000000"/>
-          <w:sz w:val="24"/>
-          <w:szCs w:val="24"/>
-          <w:rtl/>
-          <w:lang w:val="en-US"/>
-        </w:rPr>
-      </w:pPr>
-    </w:p>
-    <w:p>
-      <w:pPr>
-        <w:pStyle w:val="a3"/>
-        <w:spacing w:line="240" w:lineRule="auto"/>
-        <w:ind w:left="368"/>
-        <w:textAlignment w:val="baseline"/>
-        <w:rPr>
-          <w:rFonts w:ascii="Arial" w:eastAsia="Times New Roman" w:hAnsi="Arial" w:cs="Arial" w:hint="cs"/>
+          <w:rFonts w:ascii="Arial" w:eastAsia="Times New Roman" w:hAnsi="Arial" w:cs="Arial"/>
           <w:color w:val="000000"/>
           <w:sz w:val="24"/>
           <w:szCs w:val="24"/>
@@ -10301,7 +10207,7 @@
         <w:ind w:left="368"/>
         <w:textAlignment w:val="baseline"/>
         <w:rPr>
-          <w:rFonts w:asciiTheme="minorBidi" w:eastAsia="Times New Roman" w:hAnsiTheme="minorBidi" w:cstheme="minorBidi" w:hint="cs"/>
+          <w:rFonts w:asciiTheme="minorBidi" w:eastAsia="Times New Roman" w:hAnsiTheme="minorBidi" w:cstheme="minorBidi"/>
           <w:b/>
           <w:bCs/>
           <w:color w:val="000000"/>
@@ -10310,6 +10216,8 @@
           <w:lang w:val="en-US"/>
         </w:rPr>
       </w:pPr>
+      <w:bookmarkStart w:id="0" w:name="_GoBack"/>
+      <w:bookmarkEnd w:id="0"/>
       <w:r>
         <w:rPr>
           <w:rFonts w:asciiTheme="minorBidi" w:hAnsiTheme="minorBidi" w:cstheme="minorBidi"/>
@@ -10536,7 +10444,7 @@
         <w:ind w:left="84"/>
         <w:textAlignment w:val="baseline"/>
         <w:rPr>
-          <w:rFonts w:asciiTheme="minorBidi" w:eastAsia="Times New Roman" w:hAnsiTheme="minorBidi" w:cstheme="minorBidi" w:hint="cs"/>
+          <w:rFonts w:asciiTheme="minorBidi" w:eastAsia="Times New Roman" w:hAnsiTheme="minorBidi" w:cstheme="minorBidi"/>
           <w:color w:val="000000"/>
           <w:sz w:val="24"/>
           <w:szCs w:val="24"/>
@@ -10617,7 +10525,7 @@
         <w:ind w:left="84"/>
         <w:textAlignment w:val="baseline"/>
         <w:rPr>
-          <w:rFonts w:asciiTheme="minorBidi" w:eastAsia="Times New Roman" w:hAnsiTheme="minorBidi" w:cstheme="minorBidi" w:hint="cs"/>
+          <w:rFonts w:asciiTheme="minorBidi" w:eastAsia="Times New Roman" w:hAnsiTheme="minorBidi" w:cstheme="minorBidi"/>
           <w:color w:val="000000"/>
           <w:sz w:val="24"/>
           <w:szCs w:val="24"/>
@@ -10641,7 +10549,7 @@
         <w:ind w:left="368"/>
         <w:textAlignment w:val="baseline"/>
         <w:rPr>
-          <w:rFonts w:asciiTheme="minorBidi" w:eastAsia="Times New Roman" w:hAnsiTheme="minorBidi" w:cstheme="minorBidi" w:hint="cs"/>
+          <w:rFonts w:asciiTheme="minorBidi" w:eastAsia="Times New Roman" w:hAnsiTheme="minorBidi" w:cstheme="minorBidi"/>
           <w:b/>
           <w:bCs/>
           <w:color w:val="000000"/>
@@ -10904,7 +10812,7 @@
         <w:ind w:left="84"/>
         <w:textAlignment w:val="baseline"/>
         <w:rPr>
-          <w:rFonts w:asciiTheme="minorBidi" w:eastAsia="Times New Roman" w:hAnsiTheme="minorBidi" w:cstheme="minorBidi" w:hint="cs"/>
+          <w:rFonts w:asciiTheme="minorBidi" w:eastAsia="Times New Roman" w:hAnsiTheme="minorBidi" w:cstheme="minorBidi"/>
           <w:color w:val="000000"/>
           <w:sz w:val="24"/>
           <w:szCs w:val="24"/>
@@ -10931,7 +10839,7 @@
         <w:ind w:left="84"/>
         <w:textAlignment w:val="baseline"/>
         <w:rPr>
-          <w:rFonts w:asciiTheme="minorBidi" w:eastAsia="Times New Roman" w:hAnsiTheme="minorBidi" w:cstheme="minorBidi" w:hint="cs"/>
+          <w:rFonts w:asciiTheme="minorBidi" w:eastAsia="Times New Roman" w:hAnsiTheme="minorBidi" w:cstheme="minorBidi"/>
           <w:color w:val="000000"/>
           <w:sz w:val="24"/>
           <w:szCs w:val="24"/>
@@ -11203,7 +11111,7 @@
         <w:ind w:left="84"/>
         <w:textAlignment w:val="baseline"/>
         <w:rPr>
-          <w:rFonts w:asciiTheme="minorBidi" w:eastAsia="Times New Roman" w:hAnsiTheme="minorBidi" w:cstheme="minorBidi" w:hint="cs"/>
+          <w:rFonts w:asciiTheme="minorBidi" w:eastAsia="Times New Roman" w:hAnsiTheme="minorBidi" w:cstheme="minorBidi"/>
           <w:color w:val="000000"/>
           <w:sz w:val="24"/>
           <w:szCs w:val="24"/>
@@ -11230,7 +11138,7 @@
         <w:ind w:left="84"/>
         <w:textAlignment w:val="baseline"/>
         <w:rPr>
-          <w:rFonts w:asciiTheme="minorBidi" w:eastAsia="Times New Roman" w:hAnsiTheme="minorBidi" w:cstheme="minorBidi" w:hint="cs"/>
+          <w:rFonts w:asciiTheme="minorBidi" w:eastAsia="Times New Roman" w:hAnsiTheme="minorBidi" w:cstheme="minorBidi"/>
           <w:color w:val="000000"/>
           <w:sz w:val="24"/>
           <w:szCs w:val="24"/>
@@ -11572,7 +11480,7 @@
         <w:ind w:left="84"/>
         <w:textAlignment w:val="baseline"/>
         <w:rPr>
-          <w:rFonts w:asciiTheme="minorBidi" w:eastAsia="Times New Roman" w:hAnsiTheme="minorBidi" w:cstheme="minorBidi" w:hint="cs"/>
+          <w:rFonts w:asciiTheme="minorBidi" w:eastAsia="Times New Roman" w:hAnsiTheme="minorBidi" w:cstheme="minorBidi"/>
           <w:color w:val="000000"/>
           <w:sz w:val="24"/>
           <w:szCs w:val="24"/>
@@ -11645,7 +11553,7 @@
         <w:ind w:left="84"/>
         <w:textAlignment w:val="baseline"/>
         <w:rPr>
-          <w:rFonts w:asciiTheme="minorBidi" w:eastAsia="Times New Roman" w:hAnsiTheme="minorBidi" w:cstheme="minorBidi" w:hint="cs"/>
+          <w:rFonts w:asciiTheme="minorBidi" w:eastAsia="Times New Roman" w:hAnsiTheme="minorBidi" w:cstheme="minorBidi"/>
           <w:color w:val="000000"/>
           <w:sz w:val="24"/>
           <w:szCs w:val="24"/>
@@ -11661,7 +11569,7 @@
         <w:ind w:left="84"/>
         <w:textAlignment w:val="baseline"/>
         <w:rPr>
-          <w:rFonts w:asciiTheme="minorBidi" w:eastAsia="Times New Roman" w:hAnsiTheme="minorBidi" w:cstheme="minorBidi" w:hint="cs"/>
+          <w:rFonts w:asciiTheme="minorBidi" w:eastAsia="Times New Roman" w:hAnsiTheme="minorBidi" w:cstheme="minorBidi"/>
           <w:color w:val="000000"/>
           <w:sz w:val="24"/>
           <w:szCs w:val="24"/>
@@ -11677,7 +11585,7 @@
         <w:ind w:left="84"/>
         <w:textAlignment w:val="baseline"/>
         <w:rPr>
-          <w:rFonts w:asciiTheme="minorBidi" w:eastAsia="Times New Roman" w:hAnsiTheme="minorBidi" w:cstheme="minorBidi" w:hint="cs"/>
+          <w:rFonts w:asciiTheme="minorBidi" w:eastAsia="Times New Roman" w:hAnsiTheme="minorBidi" w:cstheme="minorBidi"/>
           <w:color w:val="000000"/>
           <w:sz w:val="24"/>
           <w:szCs w:val="24"/>
@@ -11693,7 +11601,7 @@
         <w:ind w:left="84"/>
         <w:textAlignment w:val="baseline"/>
         <w:rPr>
-          <w:rFonts w:asciiTheme="minorBidi" w:eastAsia="Times New Roman" w:hAnsiTheme="minorBidi" w:cstheme="minorBidi" w:hint="cs"/>
+          <w:rFonts w:asciiTheme="minorBidi" w:eastAsia="Times New Roman" w:hAnsiTheme="minorBidi" w:cstheme="minorBidi"/>
           <w:color w:val="000000"/>
           <w:sz w:val="24"/>
           <w:szCs w:val="24"/>
@@ -11882,7 +11790,7 @@
         <w:ind w:left="84"/>
         <w:textAlignment w:val="baseline"/>
         <w:rPr>
-          <w:rFonts w:asciiTheme="minorBidi" w:eastAsia="Times New Roman" w:hAnsiTheme="minorBidi" w:cstheme="minorBidi" w:hint="cs"/>
+          <w:rFonts w:asciiTheme="minorBidi" w:eastAsia="Times New Roman" w:hAnsiTheme="minorBidi" w:cstheme="minorBidi"/>
           <w:color w:val="000000"/>
           <w:sz w:val="24"/>
           <w:szCs w:val="24"/>
@@ -11898,7 +11806,7 @@
         <w:ind w:left="-908"/>
         <w:textAlignment w:val="baseline"/>
         <w:rPr>
-          <w:rFonts w:asciiTheme="minorBidi" w:eastAsia="Times New Roman" w:hAnsiTheme="minorBidi" w:cstheme="minorBidi" w:hint="cs"/>
+          <w:rFonts w:asciiTheme="minorBidi" w:eastAsia="Times New Roman" w:hAnsiTheme="minorBidi" w:cstheme="minorBidi"/>
           <w:color w:val="000000"/>
           <w:sz w:val="24"/>
           <w:szCs w:val="24"/>
@@ -11973,7 +11881,7 @@
         <w:ind w:left="84"/>
         <w:textAlignment w:val="baseline"/>
         <w:rPr>
-          <w:rFonts w:asciiTheme="minorBidi" w:eastAsia="Times New Roman" w:hAnsiTheme="minorBidi" w:cstheme="minorBidi" w:hint="cs"/>
+          <w:rFonts w:asciiTheme="minorBidi" w:eastAsia="Times New Roman" w:hAnsiTheme="minorBidi" w:cstheme="minorBidi"/>
           <w:color w:val="000000"/>
           <w:sz w:val="24"/>
           <w:szCs w:val="24"/>
@@ -12518,7 +12426,7 @@
         <w:ind w:left="84"/>
         <w:textAlignment w:val="baseline"/>
         <w:rPr>
-          <w:rFonts w:asciiTheme="minorBidi" w:eastAsia="Times New Roman" w:hAnsiTheme="minorBidi" w:cstheme="minorBidi" w:hint="cs"/>
+          <w:rFonts w:asciiTheme="minorBidi" w:eastAsia="Times New Roman" w:hAnsiTheme="minorBidi" w:cstheme="minorBidi"/>
           <w:color w:val="000000"/>
           <w:sz w:val="24"/>
           <w:szCs w:val="24"/>
@@ -12546,7 +12454,7 @@
         <w:jc w:val="right"/>
         <w:textAlignment w:val="baseline"/>
         <w:rPr>
-          <w:rFonts w:asciiTheme="minorBidi" w:eastAsia="Times New Roman" w:hAnsiTheme="minorBidi" w:cstheme="minorBidi" w:hint="cs"/>
+          <w:rFonts w:asciiTheme="minorBidi" w:eastAsia="Times New Roman" w:hAnsiTheme="minorBidi" w:cstheme="minorBidi"/>
           <w:color w:val="000000"/>
           <w:sz w:val="24"/>
           <w:szCs w:val="24"/>
@@ -12597,7 +12505,7 @@
         <w:jc w:val="right"/>
         <w:textAlignment w:val="baseline"/>
         <w:rPr>
-          <w:rFonts w:asciiTheme="minorBidi" w:eastAsia="Times New Roman" w:hAnsiTheme="minorBidi" w:cstheme="minorBidi" w:hint="cs"/>
+          <w:rFonts w:asciiTheme="minorBidi" w:eastAsia="Times New Roman" w:hAnsiTheme="minorBidi" w:cstheme="minorBidi"/>
           <w:color w:val="000000"/>
           <w:sz w:val="24"/>
           <w:szCs w:val="24"/>
@@ -12697,7 +12605,7 @@
         <w:spacing w:line="240" w:lineRule="auto"/>
         <w:textAlignment w:val="baseline"/>
         <w:rPr>
-          <w:rFonts w:asciiTheme="minorBidi" w:eastAsia="Times New Roman" w:hAnsiTheme="minorBidi" w:cstheme="minorBidi" w:hint="cs"/>
+          <w:rFonts w:asciiTheme="minorBidi" w:eastAsia="Times New Roman" w:hAnsiTheme="minorBidi" w:cstheme="minorBidi"/>
           <w:color w:val="000000"/>
           <w:sz w:val="24"/>
           <w:szCs w:val="24"/>
@@ -13047,7 +12955,7 @@
         <w:ind w:left="509"/>
         <w:textAlignment w:val="baseline"/>
         <w:rPr>
-          <w:rFonts w:asciiTheme="minorBidi" w:eastAsia="Times New Roman" w:hAnsiTheme="minorBidi" w:cstheme="minorBidi" w:hint="cs"/>
+          <w:rFonts w:asciiTheme="minorBidi" w:eastAsia="Times New Roman" w:hAnsiTheme="minorBidi" w:cstheme="minorBidi"/>
           <w:color w:val="000000"/>
           <w:sz w:val="24"/>
           <w:szCs w:val="24"/>
@@ -13168,7 +13076,7 @@
         <w:ind w:left="84"/>
         <w:textAlignment w:val="baseline"/>
         <w:rPr>
-          <w:rFonts w:asciiTheme="minorBidi" w:eastAsia="Times New Roman" w:hAnsiTheme="minorBidi" w:cstheme="minorBidi" w:hint="cs"/>
+          <w:rFonts w:asciiTheme="minorBidi" w:eastAsia="Times New Roman" w:hAnsiTheme="minorBidi" w:cstheme="minorBidi"/>
           <w:color w:val="000000"/>
           <w:sz w:val="24"/>
           <w:szCs w:val="24"/>
@@ -13197,7 +13105,7 @@
         <w:jc w:val="right"/>
         <w:textAlignment w:val="baseline"/>
         <w:rPr>
-          <w:rFonts w:asciiTheme="minorBidi" w:eastAsia="Times New Roman" w:hAnsiTheme="minorBidi" w:cstheme="minorBidi" w:hint="cs"/>
+          <w:rFonts w:asciiTheme="minorBidi" w:eastAsia="Times New Roman" w:hAnsiTheme="minorBidi" w:cstheme="minorBidi"/>
           <w:color w:val="000000"/>
           <w:sz w:val="24"/>
           <w:szCs w:val="24"/>
@@ -13249,7 +13157,7 @@
         <w:jc w:val="right"/>
         <w:textAlignment w:val="baseline"/>
         <w:rPr>
-          <w:rFonts w:asciiTheme="minorBidi" w:eastAsia="Times New Roman" w:hAnsiTheme="minorBidi" w:cstheme="minorBidi" w:hint="cs"/>
+          <w:rFonts w:asciiTheme="minorBidi" w:eastAsia="Times New Roman" w:hAnsiTheme="minorBidi" w:cstheme="minorBidi"/>
           <w:color w:val="000000"/>
           <w:sz w:val="24"/>
           <w:szCs w:val="24"/>
@@ -13302,7 +13210,7 @@
         <w:jc w:val="right"/>
         <w:textAlignment w:val="baseline"/>
         <w:rPr>
-          <w:rFonts w:asciiTheme="minorBidi" w:eastAsia="Times New Roman" w:hAnsiTheme="minorBidi" w:cstheme="minorBidi" w:hint="cs"/>
+          <w:rFonts w:asciiTheme="minorBidi" w:eastAsia="Times New Roman" w:hAnsiTheme="minorBidi" w:cstheme="minorBidi"/>
           <w:color w:val="000000"/>
           <w:sz w:val="24"/>
           <w:szCs w:val="24"/>
@@ -13459,7 +13367,7 @@
         <w:jc w:val="right"/>
         <w:textAlignment w:val="baseline"/>
         <w:rPr>
-          <w:rFonts w:asciiTheme="minorBidi" w:eastAsia="Times New Roman" w:hAnsiTheme="minorBidi" w:cstheme="minorBidi" w:hint="cs"/>
+          <w:rFonts w:asciiTheme="minorBidi" w:eastAsia="Times New Roman" w:hAnsiTheme="minorBidi" w:cstheme="minorBidi"/>
           <w:color w:val="000000"/>
           <w:sz w:val="24"/>
           <w:szCs w:val="24"/>
@@ -13552,7 +13460,7 @@
         <w:ind w:left="84"/>
         <w:textAlignment w:val="baseline"/>
         <w:rPr>
-          <w:rFonts w:asciiTheme="minorBidi" w:eastAsia="Times New Roman" w:hAnsiTheme="minorBidi" w:cstheme="minorBidi" w:hint="cs"/>
+          <w:rFonts w:asciiTheme="minorBidi" w:eastAsia="Times New Roman" w:hAnsiTheme="minorBidi" w:cstheme="minorBidi"/>
           <w:color w:val="000000"/>
           <w:sz w:val="24"/>
           <w:szCs w:val="24"/>
@@ -13597,7 +13505,7 @@
         <w:jc w:val="right"/>
         <w:textAlignment w:val="baseline"/>
         <w:rPr>
-          <w:rFonts w:asciiTheme="minorBidi" w:eastAsia="Times New Roman" w:hAnsiTheme="minorBidi" w:cstheme="minorBidi" w:hint="cs"/>
+          <w:rFonts w:asciiTheme="minorBidi" w:eastAsia="Times New Roman" w:hAnsiTheme="minorBidi" w:cstheme="minorBidi"/>
           <w:color w:val="000000"/>
           <w:sz w:val="24"/>
           <w:szCs w:val="24"/>
@@ -13638,7 +13546,7 @@
         <w:jc w:val="right"/>
         <w:textAlignment w:val="baseline"/>
         <w:rPr>
-          <w:rFonts w:asciiTheme="minorBidi" w:eastAsia="Times New Roman" w:hAnsiTheme="minorBidi" w:cstheme="minorBidi" w:hint="cs"/>
+          <w:rFonts w:asciiTheme="minorBidi" w:eastAsia="Times New Roman" w:hAnsiTheme="minorBidi" w:cstheme="minorBidi"/>
           <w:color w:val="000000"/>
           <w:sz w:val="24"/>
           <w:szCs w:val="24"/>
@@ -13691,7 +13599,7 @@
         <w:jc w:val="right"/>
         <w:textAlignment w:val="baseline"/>
         <w:rPr>
-          <w:rFonts w:asciiTheme="minorBidi" w:eastAsia="Times New Roman" w:hAnsiTheme="minorBidi" w:cstheme="minorBidi" w:hint="cs"/>
+          <w:rFonts w:asciiTheme="minorBidi" w:eastAsia="Times New Roman" w:hAnsiTheme="minorBidi" w:cstheme="minorBidi"/>
           <w:color w:val="000000"/>
           <w:sz w:val="24"/>
           <w:szCs w:val="24"/>
@@ -13744,7 +13652,7 @@
         <w:jc w:val="right"/>
         <w:textAlignment w:val="baseline"/>
         <w:rPr>
-          <w:rFonts w:asciiTheme="minorBidi" w:eastAsia="Times New Roman" w:hAnsiTheme="minorBidi" w:cstheme="minorBidi" w:hint="cs"/>
+          <w:rFonts w:asciiTheme="minorBidi" w:eastAsia="Times New Roman" w:hAnsiTheme="minorBidi" w:cstheme="minorBidi"/>
           <w:color w:val="000000"/>
           <w:sz w:val="24"/>
           <w:szCs w:val="24"/>
@@ -13797,7 +13705,7 @@
         <w:jc w:val="right"/>
         <w:textAlignment w:val="baseline"/>
         <w:rPr>
-          <w:rFonts w:asciiTheme="minorBidi" w:eastAsia="Times New Roman" w:hAnsiTheme="minorBidi" w:cstheme="minorBidi" w:hint="cs"/>
+          <w:rFonts w:asciiTheme="minorBidi" w:eastAsia="Times New Roman" w:hAnsiTheme="minorBidi" w:cstheme="minorBidi"/>
           <w:color w:val="000000"/>
           <w:sz w:val="24"/>
           <w:szCs w:val="24"/>
@@ -13864,7 +13772,7 @@
         <w:ind w:left="84"/>
         <w:textAlignment w:val="baseline"/>
         <w:rPr>
-          <w:rFonts w:asciiTheme="minorBidi" w:eastAsia="Times New Roman" w:hAnsiTheme="minorBidi" w:cs="Arial" w:hint="cs"/>
+          <w:rFonts w:asciiTheme="minorBidi" w:eastAsia="Times New Roman" w:hAnsiTheme="minorBidi" w:cs="Arial"/>
           <w:color w:val="000000"/>
           <w:sz w:val="24"/>
           <w:szCs w:val="24"/>
@@ -14176,7 +14084,7 @@
         <w:ind w:left="84"/>
         <w:textAlignment w:val="baseline"/>
         <w:rPr>
-          <w:rFonts w:asciiTheme="minorBidi" w:eastAsia="Times New Roman" w:hAnsiTheme="minorBidi" w:cstheme="minorBidi" w:hint="cs"/>
+          <w:rFonts w:asciiTheme="minorBidi" w:eastAsia="Times New Roman" w:hAnsiTheme="minorBidi" w:cstheme="minorBidi"/>
           <w:color w:val="000000"/>
           <w:sz w:val="24"/>
           <w:szCs w:val="24"/>
@@ -14205,7 +14113,7 @@
         <w:jc w:val="right"/>
         <w:textAlignment w:val="baseline"/>
         <w:rPr>
-          <w:rFonts w:asciiTheme="minorBidi" w:eastAsia="Times New Roman" w:hAnsiTheme="minorBidi" w:cstheme="minorBidi" w:hint="cs"/>
+          <w:rFonts w:asciiTheme="minorBidi" w:eastAsia="Times New Roman" w:hAnsiTheme="minorBidi" w:cstheme="minorBidi"/>
           <w:color w:val="000000"/>
           <w:sz w:val="24"/>
           <w:szCs w:val="24"/>
@@ -14323,7 +14231,7 @@
         <w:ind w:left="84"/>
         <w:textAlignment w:val="baseline"/>
         <w:rPr>
-          <w:rFonts w:asciiTheme="minorBidi" w:eastAsia="Times New Roman" w:hAnsiTheme="minorBidi" w:cstheme="minorBidi" w:hint="cs"/>
+          <w:rFonts w:asciiTheme="minorBidi" w:eastAsia="Times New Roman" w:hAnsiTheme="minorBidi" w:cstheme="minorBidi"/>
           <w:color w:val="000000"/>
           <w:sz w:val="24"/>
           <w:szCs w:val="24"/>
@@ -14813,7 +14721,7 @@
         <w:ind w:left="84"/>
         <w:textAlignment w:val="baseline"/>
         <w:rPr>
-          <w:rFonts w:asciiTheme="minorBidi" w:eastAsia="Times New Roman" w:hAnsiTheme="minorBidi" w:cstheme="minorBidi" w:hint="cs"/>
+          <w:rFonts w:asciiTheme="minorBidi" w:eastAsia="Times New Roman" w:hAnsiTheme="minorBidi" w:cstheme="minorBidi"/>
           <w:color w:val="000000"/>
           <w:sz w:val="24"/>
           <w:szCs w:val="24"/>
@@ -14840,7 +14748,7 @@
         <w:ind w:left="84"/>
         <w:textAlignment w:val="baseline"/>
         <w:rPr>
-          <w:rFonts w:asciiTheme="minorBidi" w:eastAsia="Times New Roman" w:hAnsiTheme="minorBidi" w:cstheme="minorBidi" w:hint="cs"/>
+          <w:rFonts w:asciiTheme="minorBidi" w:eastAsia="Times New Roman" w:hAnsiTheme="minorBidi" w:cstheme="minorBidi"/>
           <w:color w:val="000000"/>
           <w:sz w:val="24"/>
           <w:szCs w:val="24"/>
@@ -14856,7 +14764,7 @@
         <w:ind w:left="84"/>
         <w:textAlignment w:val="baseline"/>
         <w:rPr>
-          <w:rFonts w:asciiTheme="minorBidi" w:eastAsia="Times New Roman" w:hAnsiTheme="minorBidi" w:cstheme="minorBidi" w:hint="cs"/>
+          <w:rFonts w:asciiTheme="minorBidi" w:eastAsia="Times New Roman" w:hAnsiTheme="minorBidi" w:cstheme="minorBidi"/>
           <w:color w:val="000000"/>
           <w:sz w:val="24"/>
           <w:szCs w:val="24"/>
@@ -14873,7 +14781,7 @@
         <w:jc w:val="center"/>
         <w:textAlignment w:val="baseline"/>
         <w:rPr>
-          <w:rFonts w:asciiTheme="minorBidi" w:eastAsia="Times New Roman" w:hAnsiTheme="minorBidi" w:cs="Arial" w:hint="cs"/>
+          <w:rFonts w:asciiTheme="minorBidi" w:eastAsia="Times New Roman" w:hAnsiTheme="minorBidi" w:cs="Arial"/>
           <w:b/>
           <w:bCs/>
           <w:color w:val="000000"/>
@@ -14921,7 +14829,7 @@
         <w:jc w:val="center"/>
         <w:textAlignment w:val="baseline"/>
         <w:rPr>
-          <w:rFonts w:asciiTheme="minorBidi" w:eastAsia="Times New Roman" w:hAnsiTheme="minorBidi" w:cstheme="minorBidi" w:hint="cs"/>
+          <w:rFonts w:asciiTheme="minorBidi" w:eastAsia="Times New Roman" w:hAnsiTheme="minorBidi" w:cstheme="minorBidi"/>
           <w:b/>
           <w:bCs/>
           <w:color w:val="000000"/>
@@ -18788,7 +18696,7 @@
   <a:extraClrSchemeLst/>
   <a:extLst>
     <a:ext uri="{05A4C25C-085E-4340-85A3-A5531E510DB2}">
-      <thm15:themeFamily xmlns="" xmlns:thm15="http://schemas.microsoft.com/office/thememl/2012/main" name="Office Theme" id="{62F939B6-93AF-4DB8-9C6B-D6C7DFDC589F}" vid="{4A3C46E8-61CC-4603-A589-7422A47A8E4A}"/>
+      <thm15:themeFamily xmlns:thm15="http://schemas.microsoft.com/office/thememl/2012/main" xmlns="" name="Office Theme" id="{62F939B6-93AF-4DB8-9C6B-D6C7DFDC589F}" vid="{4A3C46E8-61CC-4603-A589-7422A47A8E4A}"/>
     </a:ext>
   </a:extLst>
 </a:theme>
